--- a/Project/Documentation/Project_Topic_Document_Chappelle_Aidan.docx
+++ b/Project/Documentation/Project_Topic_Document_Chappelle_Aidan.docx
@@ -1,6 +1,6 @@
 
 <file path=word/document.xml><?xml version="1.0" encoding="utf-8"?>
-<w:document xmlns:wpc="http://schemas.microsoft.com/office/word/2010/wordprocessingCanvas" xmlns:cx="http://schemas.microsoft.com/office/drawing/2014/chartex" xmlns:cx1="http://schemas.microsoft.com/office/drawing/2015/9/8/chartex" xmlns:cx2="http://schemas.microsoft.com/office/drawing/2015/10/21/chartex" xmlns:cx3="http://schemas.microsoft.com/office/drawing/2016/5/9/chartex" xmlns:cx4="http://schemas.microsoft.com/office/drawing/2016/5/10/chartex" xmlns:cx5="http://schemas.microsoft.com/office/drawing/2016/5/11/chartex" xmlns:cx6="http://schemas.microsoft.com/office/drawing/2016/5/12/chartex" xmlns:cx7="http://schemas.microsoft.com/office/drawing/2016/5/13/chartex" xmlns:cx8="http://schemas.microsoft.com/office/drawing/2016/5/14/chartex" xmlns:mc="http://schemas.openxmlformats.org/markup-compatibility/2006" xmlns:aink="http://schemas.microsoft.com/office/drawing/2016/ink" xmlns:am3d="http://schemas.microsoft.com/office/drawing/2017/model3d" xmlns:o="urn:schemas-microsoft-com:office:office" xmlns:oel="http://schemas.microsoft.com/office/2019/extlst" xmlns:r="http://schemas.openxmlformats.org/officeDocument/2006/relationships" xmlns:m="http://schemas.openxmlformats.org/officeDocument/2006/math" xmlns:v="urn:schemas-microsoft-com:vml" xmlns:wp14="http://schemas.microsoft.com/office/word/2010/wordprocessingDrawing" xmlns:wp="http://schemas.openxmlformats.org/drawingml/2006/wordprocessingDrawing" xmlns:w10="urn:schemas-microsoft-com:office:word" xmlns:w="http://schemas.openxmlformats.org/wordprocessingml/2006/main" xmlns:w14="http://schemas.microsoft.com/office/word/2010/wordml" xmlns:w15="http://schemas.microsoft.com/office/word/2012/wordml" xmlns:w16cei="http://schemas.microsoft.com/office/word/2026/wordml/cei" xmlns:w16cex="http://schemas.microsoft.com/office/word/2018/wordml/cex" xmlns:w16cid="http://schemas.microsoft.com/office/word/2016/wordml/cid" xmlns:w16="http://schemas.microsoft.com/office/word/2018/wordml" xmlns:w16du="http://schemas.microsoft.com/office/word/2023/wordml/word16du" xmlns:w16sdtdh="http://schemas.microsoft.com/office/word/2020/wordml/sdtdatahash" xmlns:w16sdtfl="http://schemas.microsoft.com/office/word/2024/wordml/sdtformatlock" xmlns:w16se="http://schemas.microsoft.com/office/word/2015/wordml/symex" xmlns:wpg="http://schemas.microsoft.com/office/word/2010/wordprocessingGroup" xmlns:wpi="http://schemas.microsoft.com/office/word/2010/wordprocessingInk" xmlns:wne="http://schemas.microsoft.com/office/word/2006/wordml" xmlns:wps="http://schemas.microsoft.com/office/word/2010/wordprocessingShape" mc:Ignorable="w14 w15 w16se w16cid w16 w16cex w16sdtdh w16sdtfl w16du wp14">
+<w:document xmlns:wpc="http://schemas.microsoft.com/office/word/2010/wordprocessingCanvas" xmlns:cx="http://schemas.microsoft.com/office/drawing/2014/chartex" xmlns:cx1="http://schemas.microsoft.com/office/drawing/2015/9/8/chartex" xmlns:cx2="http://schemas.microsoft.com/office/drawing/2015/10/21/chartex" xmlns:cx3="http://schemas.microsoft.com/office/drawing/2016/5/9/chartex" xmlns:cx4="http://schemas.microsoft.com/office/drawing/2016/5/10/chartex" xmlns:cx5="http://schemas.microsoft.com/office/drawing/2016/5/11/chartex" xmlns:cx6="http://schemas.microsoft.com/office/drawing/2016/5/12/chartex" xmlns:cx7="http://schemas.microsoft.com/office/drawing/2016/5/13/chartex" xmlns:cx8="http://schemas.microsoft.com/office/drawing/2016/5/14/chartex" xmlns:mc="http://schemas.openxmlformats.org/markup-compatibility/2006" xmlns:aink="http://schemas.microsoft.com/office/drawing/2016/ink" xmlns:am3d="http://schemas.microsoft.com/office/drawing/2017/model3d" xmlns:o="urn:schemas-microsoft-com:office:office" xmlns:oel="http://schemas.microsoft.com/office/2019/extlst" xmlns:r="http://schemas.openxmlformats.org/officeDocument/2006/relationships" xmlns:m="http://schemas.openxmlformats.org/officeDocument/2006/math" xmlns:v="urn:schemas-microsoft-com:vml" xmlns:wp14="http://schemas.microsoft.com/office/word/2010/wordprocessingDrawing" xmlns:wp="http://schemas.openxmlformats.org/drawingml/2006/wordprocessingDrawing" xmlns:w10="urn:schemas-microsoft-com:office:word" xmlns:w="http://schemas.openxmlformats.org/wordprocessingml/2006/main" xmlns:w14="http://schemas.microsoft.com/office/word/2010/wordml" xmlns:w15="http://schemas.microsoft.com/office/word/2012/wordml" xmlns:w16cex="http://schemas.microsoft.com/office/word/2018/wordml/cex" xmlns:w16cid="http://schemas.microsoft.com/office/word/2016/wordml/cid" xmlns:w16="http://schemas.microsoft.com/office/word/2018/wordml" xmlns:w16du="http://schemas.microsoft.com/office/word/2023/wordml/word16du" xmlns:w16sdtdh="http://schemas.microsoft.com/office/word/2020/wordml/sdtdatahash" xmlns:w16sdtfl="http://schemas.microsoft.com/office/word/2024/wordml/sdtformatlock" xmlns:w16se="http://schemas.microsoft.com/office/word/2015/wordml/symex" xmlns:wpg="http://schemas.microsoft.com/office/word/2010/wordprocessingGroup" xmlns:wpi="http://schemas.microsoft.com/office/word/2010/wordprocessingInk" xmlns:wne="http://schemas.microsoft.com/office/word/2006/wordml" xmlns:wps="http://schemas.microsoft.com/office/word/2010/wordprocessingShape" mc:Ignorable="w14 w15 w16se w16cid w16 w16cex w16sdtdh w16sdtfl w16du wp14">
   <w:body>
     <w:p>
       <w:pPr>
@@ -73,15 +73,7 @@
         <w:t xml:space="preserve"> </w:t>
       </w:r>
       <w:r>
-        <w:t xml:space="preserve">It can be </w:t>
-      </w:r>
-      <w:proofErr w:type="gramStart"/>
-      <w:r>
-        <w:t>anything really</w:t>
-      </w:r>
-      <w:proofErr w:type="gramEnd"/>
-      <w:r>
-        <w:t xml:space="preserve"> but something that would take some manipulation / calculations based on the input fields.  </w:t>
+        <w:t xml:space="preserve">It can be anything really but something that would take some manipulation / calculations based on the input fields.  </w:t>
       </w:r>
       <w:r>
         <w:t xml:space="preserve">You may make up some details to allow a calculation. </w:t>
@@ -133,7 +125,7 @@
           </w:tcPr>
           <w:p>
             <w:r>
-              <w:t>BJ MacLean</w:t>
+              <w:t>Aidan Chappelle</w:t>
             </w:r>
           </w:p>
         </w:tc>
@@ -155,7 +147,7 @@
           </w:tcPr>
           <w:p>
             <w:r>
-              <w:t>BJ MacLean</w:t>
+              <w:t>Connor Chappelle</w:t>
             </w:r>
           </w:p>
         </w:tc>
@@ -177,7 +169,10 @@
           </w:tcPr>
           <w:p>
             <w:r>
-              <w:t>BJ MacLean</w:t>
+              <w:t>John</w:t>
+            </w:r>
+            <w:r>
+              <w:t xml:space="preserve"> Raicent Aquino</w:t>
             </w:r>
           </w:p>
         </w:tc>
@@ -215,7 +210,7 @@
           <w:p/>
           <w:p>
             <w:r>
-              <w:t>Squash Scoring App</w:t>
+              <w:t>Race Timing App</w:t>
             </w:r>
           </w:p>
           <w:p/>
@@ -254,7 +249,7 @@
           <w:p/>
           <w:p>
             <w:r>
-              <w:t>Kelly Green</w:t>
+              <w:t>Brescian Blue</w:t>
             </w:r>
           </w:p>
           <w:p/>
@@ -301,31 +296,28 @@
           <w:p/>
           <w:p>
             <w:r>
-              <w:t xml:space="preserve">This web application will allow a user to enter the score for squash matches and keep track of player history.  It </w:t>
-            </w:r>
-            <w:proofErr w:type="gramStart"/>
-            <w:r>
-              <w:t>is allowing</w:t>
-            </w:r>
-            <w:proofErr w:type="gramEnd"/>
-            <w:r>
-              <w:t xml:space="preserve"> the user to enter scores after a match.  A squash match is </w:t>
-            </w:r>
-            <w:proofErr w:type="gramStart"/>
-            <w:r>
-              <w:t>a best</w:t>
-            </w:r>
-            <w:proofErr w:type="gramEnd"/>
-            <w:r>
-              <w:t xml:space="preserve"> of five games with each game going to 11 and the winner of each game </w:t>
-            </w:r>
-            <w:proofErr w:type="gramStart"/>
-            <w:r>
-              <w:t>needing</w:t>
-            </w:r>
-            <w:proofErr w:type="gramEnd"/>
-            <w:r>
-              <w:t xml:space="preserve"> to win by two points.  The application will determine the winner based on the scores entered.  </w:t>
+              <w:t>This application will allow the user to read</w:t>
+            </w:r>
+            <w:r>
+              <w:t xml:space="preserve"> and enter</w:t>
+            </w:r>
+            <w:r>
+              <w:t xml:space="preserve"> timings for motorsport races and information such as sector times, lap times, driver names and positions, and race duration</w:t>
+            </w:r>
+            <w:r>
+              <w:t>. The application will calculate the delta differences between positions based on their respective times</w:t>
+            </w:r>
+            <w:r>
+              <w:t>. The user can also look up drivers and see</w:t>
+            </w:r>
+            <w:r>
+              <w:t xml:space="preserve"> specific</w:t>
+            </w:r>
+            <w:r>
+              <w:t xml:space="preserve"> details about their performance</w:t>
+            </w:r>
+            <w:r>
+              <w:t>.</w:t>
             </w:r>
           </w:p>
           <w:p/>
@@ -448,11 +440,9 @@
             <w:tcW w:w="2350" w:type="dxa"/>
           </w:tcPr>
           <w:p>
-            <w:proofErr w:type="spellStart"/>
             <w:r>
               <w:t>matchDate</w:t>
             </w:r>
-            <w:proofErr w:type="spellEnd"/>
           </w:p>
         </w:tc>
         <w:tc>
@@ -482,14 +472,12 @@
             <w:tcW w:w="2350" w:type="dxa"/>
           </w:tcPr>
           <w:p>
-            <w:proofErr w:type="spellStart"/>
             <w:r>
               <w:t>createdDate</w:t>
             </w:r>
             <w:r>
               <w:t>Time</w:t>
             </w:r>
-            <w:proofErr w:type="spellEnd"/>
           </w:p>
         </w:tc>
         <w:tc>
@@ -508,15 +496,7 @@
           </w:tcPr>
           <w:p>
             <w:r>
-              <w:t xml:space="preserve">Date entered </w:t>
-            </w:r>
-            <w:proofErr w:type="gramStart"/>
-            <w:r>
-              <w:t>in</w:t>
-            </w:r>
-            <w:proofErr w:type="gramEnd"/>
-            <w:r>
-              <w:t xml:space="preserve"> the application</w:t>
+              <w:t>Date entered in the application</w:t>
             </w:r>
           </w:p>
         </w:tc>
@@ -863,11 +843,9 @@
             <w:tcW w:w="2350" w:type="dxa"/>
           </w:tcPr>
           <w:p>
-            <w:proofErr w:type="spellStart"/>
             <w:r>
               <w:t>winnerName</w:t>
             </w:r>
-            <w:proofErr w:type="spellEnd"/>
           </w:p>
         </w:tc>
         <w:tc>
@@ -927,26 +905,10 @@
     </w:p>
     <w:p>
       <w:r>
-        <w:t xml:space="preserve">Once the document is completed, move the </w:t>
-      </w:r>
-      <w:proofErr w:type="gramStart"/>
-      <w:r>
-        <w:t>details</w:t>
-      </w:r>
-      <w:proofErr w:type="gramEnd"/>
-      <w:r>
-        <w:t xml:space="preserve"> a repository that you create.  The developer creates the repository for the topic that they will be coding.  Add the other two project group members to the </w:t>
-      </w:r>
-      <w:proofErr w:type="gramStart"/>
-      <w:r>
-        <w:t>repository</w:t>
-      </w:r>
-      <w:r>
-        <w:t>(</w:t>
-      </w:r>
-      <w:proofErr w:type="gramEnd"/>
-      <w:r>
-        <w:t>or make public)</w:t>
+        <w:t>Once the document is completed, move the details a repository that you create.  The developer creates the repository for the topic that they will be coding.  Add the other two project group members to the repository</w:t>
+      </w:r>
+      <w:r>
+        <w:t>(or make public)</w:t>
       </w:r>
       <w:r>
         <w:t xml:space="preserve">. </w:t>
@@ -1571,7 +1533,6 @@
   <w:style w:type="character" w:default="1" w:styleId="DefaultParagraphFont">
     <w:name w:val="Default Paragraph Font"/>
     <w:uiPriority w:val="1"/>
-    <w:semiHidden/>
     <w:unhideWhenUsed/>
   </w:style>
   <w:style w:type="table" w:default="1" w:styleId="TableNormal">

--- a/Project/Documentation/Project_Topic_Document_Chappelle_Aidan.docx
+++ b/Project/Documentation/Project_Topic_Document_Chappelle_Aidan.docx
@@ -305,7 +305,13 @@
               <w:t xml:space="preserve"> timings for motorsport races and information such as sector times, lap times, driver names and positions, and race duration</w:t>
             </w:r>
             <w:r>
-              <w:t>. The application will calculate the delta differences between positions based on their respective times</w:t>
+              <w:t>.</w:t>
+            </w:r>
+            <w:r>
+              <w:t xml:space="preserve"> Up to 24 drivers can be measured.</w:t>
+            </w:r>
+            <w:r>
+              <w:t xml:space="preserve"> The application will calculate the delta differences between positions based on their respective times</w:t>
             </w:r>
             <w:r>
               <w:t>. The user can also look up drivers and see</w:t>
@@ -1533,6 +1539,7 @@
   <w:style w:type="character" w:default="1" w:styleId="DefaultParagraphFont">
     <w:name w:val="Default Paragraph Font"/>
     <w:uiPriority w:val="1"/>
+    <w:semiHidden/>
     <w:unhideWhenUsed/>
   </w:style>
   <w:style w:type="table" w:default="1" w:styleId="TableNormal">

--- a/Project/Documentation/Project_Topic_Document_Chappelle_Aidan.docx
+++ b/Project/Documentation/Project_Topic_Document_Chappelle_Aidan.docx
@@ -125,7 +125,10 @@
           </w:tcPr>
           <w:p>
             <w:r>
-              <w:t>Aidan Chappelle</w:t>
+              <w:t>Connor</w:t>
+            </w:r>
+            <w:r>
+              <w:t xml:space="preserve"> Chappelle</w:t>
             </w:r>
           </w:p>
         </w:tc>
@@ -147,7 +150,10 @@
           </w:tcPr>
           <w:p>
             <w:r>
-              <w:t>Connor Chappelle</w:t>
+              <w:t>Aidan</w:t>
+            </w:r>
+            <w:r>
+              <w:t xml:space="preserve"> Chappelle</w:t>
             </w:r>
           </w:p>
         </w:tc>
@@ -248,8 +254,13 @@
           </w:tcPr>
           <w:p/>
           <w:p>
-            <w:r>
-              <w:t>Brescian Blue</w:t>
+            <w:proofErr w:type="spellStart"/>
+            <w:r>
+              <w:t>Brescian</w:t>
+            </w:r>
+            <w:proofErr w:type="spellEnd"/>
+            <w:r>
+              <w:t xml:space="preserve"> Blue</w:t>
             </w:r>
           </w:p>
           <w:p/>
@@ -296,34 +307,16 @@
           <w:p/>
           <w:p>
             <w:r>
-              <w:t>This application will allow the user to read</w:t>
-            </w:r>
-            <w:r>
-              <w:t xml:space="preserve"> and enter</w:t>
-            </w:r>
-            <w:r>
-              <w:t xml:space="preserve"> timings for motorsport races and information such as sector times, lap times, driver names and positions, and race duration</w:t>
-            </w:r>
-            <w:r>
-              <w:t>.</w:t>
-            </w:r>
-            <w:r>
-              <w:t xml:space="preserve"> Up to 24 drivers can be measured.</w:t>
-            </w:r>
-            <w:r>
-              <w:t xml:space="preserve"> The application will calculate the delta differences between positions based on their respective times</w:t>
-            </w:r>
-            <w:r>
-              <w:t>. The user can also look up drivers and see</w:t>
-            </w:r>
-            <w:r>
-              <w:t xml:space="preserve"> specific</w:t>
-            </w:r>
-            <w:r>
-              <w:t xml:space="preserve"> details about their performance</w:t>
-            </w:r>
-            <w:r>
-              <w:t>.</w:t>
+              <w:t>This application will allow the user to read and enter timings for motorsport races, including information such as sector times, lap times, driver names, track name and layout, car class, leaderboard positions, track conditions, weather,</w:t>
+            </w:r>
+            <w:r>
+              <w:t xml:space="preserve"> number of laps,</w:t>
+            </w:r>
+            <w:r>
+              <w:t xml:space="preserve"> flags thrown,</w:t>
+            </w:r>
+            <w:r>
+              <w:t xml:space="preserve"> and race duration. Up to 12 drivers can be measured. The application will calculate the delta differences between positions based on their respective times. The user can also look up drivers and see specific details about their performance.</w:t>
             </w:r>
           </w:p>
           <w:p/>
@@ -446,9 +439,11 @@
             <w:tcW w:w="2350" w:type="dxa"/>
           </w:tcPr>
           <w:p>
-            <w:r>
-              <w:t>matchDate</w:t>
-            </w:r>
+            <w:proofErr w:type="spellStart"/>
+            <w:r>
+              <w:t>raceDate</w:t>
+            </w:r>
+            <w:proofErr w:type="spellEnd"/>
           </w:p>
         </w:tc>
         <w:tc>
@@ -467,7 +462,16 @@
           </w:tcPr>
           <w:p>
             <w:r>
-              <w:t>Date match played</w:t>
+              <w:t xml:space="preserve">Date </w:t>
+            </w:r>
+            <w:r>
+              <w:t>of race</w:t>
+            </w:r>
+            <w:r>
+              <w:t xml:space="preserve"> </w:t>
+            </w:r>
+            <w:r>
+              <w:t>event</w:t>
             </w:r>
           </w:p>
         </w:tc>
@@ -478,12 +482,14 @@
             <w:tcW w:w="2350" w:type="dxa"/>
           </w:tcPr>
           <w:p>
+            <w:proofErr w:type="spellStart"/>
             <w:r>
               <w:t>createdDate</w:t>
             </w:r>
             <w:r>
               <w:t>Time</w:t>
             </w:r>
+            <w:proofErr w:type="spellEnd"/>
           </w:p>
         </w:tc>
         <w:tc>
@@ -513,9 +519,14 @@
             <w:tcW w:w="2350" w:type="dxa"/>
           </w:tcPr>
           <w:p>
-            <w:r>
-              <w:t>player1Name</w:t>
-            </w:r>
+            <w:proofErr w:type="spellStart"/>
+            <w:r>
+              <w:t>driverName</w:t>
+            </w:r>
+            <w:r>
+              <w:t>s</w:t>
+            </w:r>
+            <w:proofErr w:type="spellEnd"/>
           </w:p>
         </w:tc>
         <w:tc>
@@ -532,7 +543,17 @@
           <w:tcPr>
             <w:tcW w:w="4813" w:type="dxa"/>
           </w:tcPr>
-          <w:p/>
+          <w:p>
+            <w:r>
+              <w:t>Names</w:t>
+            </w:r>
+            <w:r>
+              <w:t xml:space="preserve"> of drivers </w:t>
+            </w:r>
+            <w:r>
+              <w:t>in race</w:t>
+            </w:r>
+          </w:p>
         </w:tc>
       </w:tr>
       <w:tr>
@@ -541,9 +562,11 @@
             <w:tcW w:w="2350" w:type="dxa"/>
           </w:tcPr>
           <w:p>
-            <w:r>
-              <w:t>player2Name</w:t>
-            </w:r>
+            <w:proofErr w:type="spellStart"/>
+            <w:r>
+              <w:t>weatherConditions</w:t>
+            </w:r>
+            <w:proofErr w:type="spellEnd"/>
           </w:p>
         </w:tc>
         <w:tc>
@@ -560,7 +583,14 @@
           <w:tcPr>
             <w:tcW w:w="4813" w:type="dxa"/>
           </w:tcPr>
-          <w:p/>
+          <w:p>
+            <w:r>
+              <w:t>W</w:t>
+            </w:r>
+            <w:r>
+              <w:t>eather conditions of the race day</w:t>
+            </w:r>
+          </w:p>
         </w:tc>
       </w:tr>
       <w:tr>
@@ -569,9 +599,11 @@
             <w:tcW w:w="2350" w:type="dxa"/>
           </w:tcPr>
           <w:p>
-            <w:r>
-              <w:t>player1Game1Score</w:t>
-            </w:r>
+            <w:proofErr w:type="spellStart"/>
+            <w:r>
+              <w:t>trackName</w:t>
+            </w:r>
+            <w:proofErr w:type="spellEnd"/>
           </w:p>
         </w:tc>
         <w:tc>
@@ -580,6 +612,313 @@
           </w:tcPr>
           <w:p>
             <w:r>
+              <w:t>String</w:t>
+            </w:r>
+          </w:p>
+        </w:tc>
+        <w:tc>
+          <w:tcPr>
+            <w:tcW w:w="4813" w:type="dxa"/>
+          </w:tcPr>
+          <w:p>
+            <w:r>
+              <w:t>Name of track being raced</w:t>
+            </w:r>
+          </w:p>
+        </w:tc>
+      </w:tr>
+      <w:tr>
+        <w:tc>
+          <w:tcPr>
+            <w:tcW w:w="2350" w:type="dxa"/>
+          </w:tcPr>
+          <w:p>
+            <w:proofErr w:type="spellStart"/>
+            <w:r>
+              <w:t>numberOfLaps</w:t>
+            </w:r>
+            <w:proofErr w:type="spellEnd"/>
+          </w:p>
+        </w:tc>
+        <w:tc>
+          <w:tcPr>
+            <w:tcW w:w="2187" w:type="dxa"/>
+          </w:tcPr>
+          <w:p>
+            <w:r>
+              <w:t>i</w:t>
+            </w:r>
+            <w:r>
+              <w:t>nt</w:t>
+            </w:r>
+          </w:p>
+        </w:tc>
+        <w:tc>
+          <w:tcPr>
+            <w:tcW w:w="4813" w:type="dxa"/>
+          </w:tcPr>
+          <w:p>
+            <w:r>
+              <w:t>How many laps the race will run</w:t>
+            </w:r>
+          </w:p>
+        </w:tc>
+      </w:tr>
+      <w:tr>
+        <w:tc>
+          <w:tcPr>
+            <w:tcW w:w="2350" w:type="dxa"/>
+          </w:tcPr>
+          <w:p>
+            <w:proofErr w:type="spellStart"/>
+            <w:r>
+              <w:t>raceDurationHours</w:t>
+            </w:r>
+            <w:proofErr w:type="spellEnd"/>
+          </w:p>
+        </w:tc>
+        <w:tc>
+          <w:tcPr>
+            <w:tcW w:w="2187" w:type="dxa"/>
+          </w:tcPr>
+          <w:p>
+            <w:r>
+              <w:t>double</w:t>
+            </w:r>
+          </w:p>
+        </w:tc>
+        <w:tc>
+          <w:tcPr>
+            <w:tcW w:w="4813" w:type="dxa"/>
+          </w:tcPr>
+          <w:p>
+            <w:r>
+              <w:t>How long the race lasted in hours</w:t>
+            </w:r>
+          </w:p>
+        </w:tc>
+      </w:tr>
+      <w:tr>
+        <w:tc>
+          <w:tcPr>
+            <w:tcW w:w="2350" w:type="dxa"/>
+          </w:tcPr>
+          <w:p>
+            <w:proofErr w:type="spellStart"/>
+            <w:r>
+              <w:t>driverTimes</w:t>
+            </w:r>
+            <w:proofErr w:type="spellEnd"/>
+          </w:p>
+        </w:tc>
+        <w:tc>
+          <w:tcPr>
+            <w:tcW w:w="2187" w:type="dxa"/>
+          </w:tcPr>
+          <w:p>
+            <w:r>
+              <w:t>double</w:t>
+            </w:r>
+          </w:p>
+        </w:tc>
+        <w:tc>
+          <w:tcPr>
+            <w:tcW w:w="4813" w:type="dxa"/>
+          </w:tcPr>
+          <w:p>
+            <w:r>
+              <w:t>List</w:t>
+            </w:r>
+            <w:r>
+              <w:t xml:space="preserve"> of driver times</w:t>
+            </w:r>
+          </w:p>
+        </w:tc>
+      </w:tr>
+      <w:tr>
+        <w:tc>
+          <w:tcPr>
+            <w:tcW w:w="2350" w:type="dxa"/>
+          </w:tcPr>
+          <w:p>
+            <w:proofErr w:type="spellStart"/>
+            <w:r>
+              <w:t>carClass</w:t>
+            </w:r>
+            <w:proofErr w:type="spellEnd"/>
+          </w:p>
+        </w:tc>
+        <w:tc>
+          <w:tcPr>
+            <w:tcW w:w="2187" w:type="dxa"/>
+          </w:tcPr>
+          <w:p>
+            <w:r>
+              <w:t>String</w:t>
+            </w:r>
+          </w:p>
+        </w:tc>
+        <w:tc>
+          <w:tcPr>
+            <w:tcW w:w="4813" w:type="dxa"/>
+          </w:tcPr>
+          <w:p>
+            <w:r>
+              <w:t>Class of cars being raced (LMH, GT,</w:t>
+            </w:r>
+            <w:r>
+              <w:t xml:space="preserve"> F1,</w:t>
+            </w:r>
+            <w:r>
+              <w:t xml:space="preserve"> etc.)</w:t>
+            </w:r>
+          </w:p>
+        </w:tc>
+      </w:tr>
+      <w:tr>
+        <w:tc>
+          <w:tcPr>
+            <w:tcW w:w="2350" w:type="dxa"/>
+          </w:tcPr>
+          <w:p>
+            <w:proofErr w:type="spellStart"/>
+            <w:r>
+              <w:t>trackLayout</w:t>
+            </w:r>
+            <w:proofErr w:type="spellEnd"/>
+          </w:p>
+        </w:tc>
+        <w:tc>
+          <w:tcPr>
+            <w:tcW w:w="2187" w:type="dxa"/>
+          </w:tcPr>
+          <w:p>
+            <w:r>
+              <w:t>String</w:t>
+            </w:r>
+          </w:p>
+        </w:tc>
+        <w:tc>
+          <w:tcPr>
+            <w:tcW w:w="4813" w:type="dxa"/>
+          </w:tcPr>
+          <w:p>
+            <w:r>
+              <w:t xml:space="preserve">Layout </w:t>
+            </w:r>
+            <w:r>
+              <w:t>of track (</w:t>
+            </w:r>
+            <w:proofErr w:type="spellStart"/>
+            <w:r>
+              <w:t>indy</w:t>
+            </w:r>
+            <w:proofErr w:type="spellEnd"/>
+            <w:r>
+              <w:t xml:space="preserve">/GP, </w:t>
+            </w:r>
+            <w:r>
+              <w:t>counter</w:t>
+            </w:r>
+            <w:r>
+              <w:t>clockwise, etc.)</w:t>
+            </w:r>
+          </w:p>
+        </w:tc>
+      </w:tr>
+      <w:tr>
+        <w:tc>
+          <w:tcPr>
+            <w:tcW w:w="2350" w:type="dxa"/>
+          </w:tcPr>
+          <w:p>
+            <w:proofErr w:type="spellStart"/>
+            <w:r>
+              <w:t>trackConditions</w:t>
+            </w:r>
+            <w:proofErr w:type="spellEnd"/>
+          </w:p>
+        </w:tc>
+        <w:tc>
+          <w:tcPr>
+            <w:tcW w:w="2187" w:type="dxa"/>
+          </w:tcPr>
+          <w:p>
+            <w:r>
+              <w:t>String</w:t>
+            </w:r>
+          </w:p>
+        </w:tc>
+        <w:tc>
+          <w:tcPr>
+            <w:tcW w:w="4813" w:type="dxa"/>
+          </w:tcPr>
+          <w:p>
+            <w:r>
+              <w:t>Conditions of track (wet</w:t>
+            </w:r>
+            <w:r>
+              <w:t>/dry, temperature</w:t>
+            </w:r>
+            <w:r>
+              <w:t>)</w:t>
+            </w:r>
+          </w:p>
+        </w:tc>
+      </w:tr>
+      <w:tr>
+        <w:tc>
+          <w:tcPr>
+            <w:tcW w:w="2350" w:type="dxa"/>
+          </w:tcPr>
+          <w:p>
+            <w:proofErr w:type="spellStart"/>
+            <w:r>
+              <w:t>sectorTimes</w:t>
+            </w:r>
+            <w:proofErr w:type="spellEnd"/>
+          </w:p>
+        </w:tc>
+        <w:tc>
+          <w:tcPr>
+            <w:tcW w:w="2187" w:type="dxa"/>
+          </w:tcPr>
+          <w:p>
+            <w:r>
+              <w:t>double</w:t>
+            </w:r>
+          </w:p>
+        </w:tc>
+        <w:tc>
+          <w:tcPr>
+            <w:tcW w:w="4813" w:type="dxa"/>
+          </w:tcPr>
+          <w:p>
+            <w:r>
+              <w:t>Times of drivers per sector on track</w:t>
+            </w:r>
+          </w:p>
+        </w:tc>
+      </w:tr>
+      <w:tr>
+        <w:tc>
+          <w:tcPr>
+            <w:tcW w:w="2350" w:type="dxa"/>
+          </w:tcPr>
+          <w:p>
+            <w:proofErr w:type="spellStart"/>
+            <w:r>
+              <w:t>flagsYellow</w:t>
+            </w:r>
+            <w:proofErr w:type="spellEnd"/>
+          </w:p>
+        </w:tc>
+        <w:tc>
+          <w:tcPr>
+            <w:tcW w:w="2187" w:type="dxa"/>
+          </w:tcPr>
+          <w:p>
+            <w:r>
               <w:t>int</w:t>
             </w:r>
           </w:p>
@@ -588,7 +927,11 @@
           <w:tcPr>
             <w:tcW w:w="4813" w:type="dxa"/>
           </w:tcPr>
-          <w:p/>
+          <w:p>
+            <w:r>
+              <w:t>Quantity of yellow flags (caution on track)</w:t>
+            </w:r>
+          </w:p>
         </w:tc>
       </w:tr>
       <w:tr>
@@ -597,9 +940,11 @@
             <w:tcW w:w="2350" w:type="dxa"/>
           </w:tcPr>
           <w:p>
-            <w:r>
-              <w:t>player2Game1Score</w:t>
-            </w:r>
+            <w:proofErr w:type="spellStart"/>
+            <w:r>
+              <w:t>flagsRed</w:t>
+            </w:r>
+            <w:proofErr w:type="spellEnd"/>
           </w:p>
         </w:tc>
         <w:tc>
@@ -608,7 +953,7 @@
           </w:tcPr>
           <w:p>
             <w:r>
-              <w:t>Int</w:t>
+              <w:t>int</w:t>
             </w:r>
           </w:p>
         </w:tc>
@@ -616,7 +961,11 @@
           <w:tcPr>
             <w:tcW w:w="4813" w:type="dxa"/>
           </w:tcPr>
-          <w:p/>
+          <w:p>
+            <w:r>
+              <w:t>Quantity of red flags (suspend race)</w:t>
+            </w:r>
+          </w:p>
         </w:tc>
       </w:tr>
       <w:tr>
@@ -625,9 +974,11 @@
             <w:tcW w:w="2350" w:type="dxa"/>
           </w:tcPr>
           <w:p>
-            <w:r>
-              <w:t>player1Game2Score</w:t>
-            </w:r>
+            <w:proofErr w:type="spellStart"/>
+            <w:r>
+              <w:t>flagsBlack</w:t>
+            </w:r>
+            <w:proofErr w:type="spellEnd"/>
           </w:p>
         </w:tc>
         <w:tc>
@@ -636,6 +987,49 @@
           </w:tcPr>
           <w:p>
             <w:r>
+              <w:t>i</w:t>
+            </w:r>
+            <w:r>
+              <w:t>nt</w:t>
+            </w:r>
+          </w:p>
+        </w:tc>
+        <w:tc>
+          <w:tcPr>
+            <w:tcW w:w="4813" w:type="dxa"/>
+          </w:tcPr>
+          <w:p>
+            <w:r>
+              <w:t>Quantity of black flags (</w:t>
+            </w:r>
+            <w:r>
+              <w:t xml:space="preserve">driver </w:t>
+            </w:r>
+            <w:r>
+              <w:t>to pit lane)</w:t>
+            </w:r>
+          </w:p>
+        </w:tc>
+      </w:tr>
+      <w:tr>
+        <w:tc>
+          <w:tcPr>
+            <w:tcW w:w="2350" w:type="dxa"/>
+          </w:tcPr>
+          <w:p>
+            <w:proofErr w:type="spellStart"/>
+            <w:r>
+              <w:t>flagsBlue</w:t>
+            </w:r>
+            <w:proofErr w:type="spellEnd"/>
+          </w:p>
+        </w:tc>
+        <w:tc>
+          <w:tcPr>
+            <w:tcW w:w="2187" w:type="dxa"/>
+          </w:tcPr>
+          <w:p>
+            <w:r>
               <w:t>int</w:t>
             </w:r>
           </w:p>
@@ -644,227 +1038,11 @@
           <w:tcPr>
             <w:tcW w:w="4813" w:type="dxa"/>
           </w:tcPr>
-          <w:p/>
-        </w:tc>
-      </w:tr>
-      <w:tr>
-        <w:tc>
-          <w:tcPr>
-            <w:tcW w:w="2350" w:type="dxa"/>
-          </w:tcPr>
-          <w:p>
-            <w:r>
-              <w:t>player2Game2Score</w:t>
-            </w:r>
-          </w:p>
-        </w:tc>
-        <w:tc>
-          <w:tcPr>
-            <w:tcW w:w="2187" w:type="dxa"/>
-          </w:tcPr>
-          <w:p>
-            <w:r>
-              <w:t>Int</w:t>
-            </w:r>
-          </w:p>
-        </w:tc>
-        <w:tc>
-          <w:tcPr>
-            <w:tcW w:w="4813" w:type="dxa"/>
-          </w:tcPr>
-          <w:p/>
-        </w:tc>
-      </w:tr>
-      <w:tr>
-        <w:tc>
-          <w:tcPr>
-            <w:tcW w:w="2350" w:type="dxa"/>
-          </w:tcPr>
-          <w:p>
-            <w:r>
-              <w:t>player1Game3Score</w:t>
-            </w:r>
-          </w:p>
-        </w:tc>
-        <w:tc>
-          <w:tcPr>
-            <w:tcW w:w="2187" w:type="dxa"/>
-          </w:tcPr>
-          <w:p>
-            <w:r>
-              <w:t>int</w:t>
-            </w:r>
-          </w:p>
-        </w:tc>
-        <w:tc>
-          <w:tcPr>
-            <w:tcW w:w="4813" w:type="dxa"/>
-          </w:tcPr>
-          <w:p/>
-        </w:tc>
-      </w:tr>
-      <w:tr>
-        <w:tc>
-          <w:tcPr>
-            <w:tcW w:w="2350" w:type="dxa"/>
-          </w:tcPr>
-          <w:p>
-            <w:r>
-              <w:t>player2Game3Score</w:t>
-            </w:r>
-          </w:p>
-        </w:tc>
-        <w:tc>
-          <w:tcPr>
-            <w:tcW w:w="2187" w:type="dxa"/>
-          </w:tcPr>
-          <w:p>
-            <w:r>
-              <w:t>Int</w:t>
-            </w:r>
-          </w:p>
-        </w:tc>
-        <w:tc>
-          <w:tcPr>
-            <w:tcW w:w="4813" w:type="dxa"/>
-          </w:tcPr>
-          <w:p/>
-        </w:tc>
-      </w:tr>
-      <w:tr>
-        <w:tc>
-          <w:tcPr>
-            <w:tcW w:w="2350" w:type="dxa"/>
-          </w:tcPr>
-          <w:p>
-            <w:r>
-              <w:t>player1Game4Score</w:t>
-            </w:r>
-          </w:p>
-        </w:tc>
-        <w:tc>
-          <w:tcPr>
-            <w:tcW w:w="2187" w:type="dxa"/>
-          </w:tcPr>
-          <w:p>
-            <w:r>
-              <w:t>int</w:t>
-            </w:r>
-          </w:p>
-        </w:tc>
-        <w:tc>
-          <w:tcPr>
-            <w:tcW w:w="4813" w:type="dxa"/>
-          </w:tcPr>
-          <w:p/>
-        </w:tc>
-      </w:tr>
-      <w:tr>
-        <w:tc>
-          <w:tcPr>
-            <w:tcW w:w="2350" w:type="dxa"/>
-          </w:tcPr>
-          <w:p>
-            <w:r>
-              <w:t>player2Game4Score</w:t>
-            </w:r>
-          </w:p>
-        </w:tc>
-        <w:tc>
-          <w:tcPr>
-            <w:tcW w:w="2187" w:type="dxa"/>
-          </w:tcPr>
-          <w:p>
-            <w:r>
-              <w:t>Int</w:t>
-            </w:r>
-          </w:p>
-        </w:tc>
-        <w:tc>
-          <w:tcPr>
-            <w:tcW w:w="4813" w:type="dxa"/>
-          </w:tcPr>
-          <w:p/>
-        </w:tc>
-      </w:tr>
-      <w:tr>
-        <w:tc>
-          <w:tcPr>
-            <w:tcW w:w="2350" w:type="dxa"/>
-          </w:tcPr>
-          <w:p>
-            <w:r>
-              <w:t>player1Game5Score</w:t>
-            </w:r>
-          </w:p>
-        </w:tc>
-        <w:tc>
-          <w:tcPr>
-            <w:tcW w:w="2187" w:type="dxa"/>
-          </w:tcPr>
-          <w:p>
-            <w:r>
-              <w:t>int</w:t>
-            </w:r>
-          </w:p>
-        </w:tc>
-        <w:tc>
-          <w:tcPr>
-            <w:tcW w:w="4813" w:type="dxa"/>
-          </w:tcPr>
-          <w:p/>
-        </w:tc>
-      </w:tr>
-      <w:tr>
-        <w:tc>
-          <w:tcPr>
-            <w:tcW w:w="2350" w:type="dxa"/>
-          </w:tcPr>
-          <w:p>
-            <w:r>
-              <w:t>player2Game5Score</w:t>
-            </w:r>
-          </w:p>
-        </w:tc>
-        <w:tc>
-          <w:tcPr>
-            <w:tcW w:w="2187" w:type="dxa"/>
-          </w:tcPr>
-          <w:p>
-            <w:r>
-              <w:t>Int</w:t>
-            </w:r>
-          </w:p>
-        </w:tc>
-        <w:tc>
-          <w:tcPr>
-            <w:tcW w:w="4813" w:type="dxa"/>
-          </w:tcPr>
-          <w:p/>
-        </w:tc>
-      </w:tr>
-      <w:tr>
-        <w:tc>
-          <w:tcPr>
-            <w:tcW w:w="2350" w:type="dxa"/>
-          </w:tcPr>
-          <w:p>
-            <w:r>
-              <w:t>winnerName</w:t>
-            </w:r>
-          </w:p>
-        </w:tc>
-        <w:tc>
-          <w:tcPr>
-            <w:tcW w:w="2187" w:type="dxa"/>
-          </w:tcPr>
-          <w:p/>
-        </w:tc>
-        <w:tc>
-          <w:tcPr>
-            <w:tcW w:w="4813" w:type="dxa"/>
-          </w:tcPr>
-          <w:p/>
+          <w:p>
+            <w:r>
+              <w:t>Quantity of blue flags (faster car passing)</w:t>
+            </w:r>
+          </w:p>
         </w:tc>
       </w:tr>
     </w:tbl>
@@ -893,7 +1071,13 @@
           <w:p/>
           <w:p>
             <w:r>
-              <w:t>The calculation / processing needed when the player enters a new record will be to determine the winner.  The entry will be analyzed to ensure that one of the players has won three games and the winner will be added to the row of the database.</w:t>
+              <w:t xml:space="preserve">The app will calculate the “delta”, or difference, between drivers’ lap times. The times will be used to determine drivers’ position on the leaderboard. </w:t>
+            </w:r>
+            <w:r>
+              <w:t>The top 3 positions (or “podium”) will be presented to display the winners of the race</w:t>
+            </w:r>
+            <w:r>
+              <w:t>.</w:t>
             </w:r>
           </w:p>
           <w:p/>
@@ -911,7 +1095,11 @@
     </w:p>
     <w:p>
       <w:r>
-        <w:t>Once the document is completed, move the details a repository that you create.  The developer creates the repository for the topic that they will be coding.  Add the other two project group members to the repository</w:t>
+        <w:t xml:space="preserve">Once the document is completed, move the details a repository that you create.  The developer creates the repository for the topic that they will be coding.  Add the other two project group </w:t>
+      </w:r>
+      <w:r>
+        <w:lastRenderedPageBreak/>
+        <w:t>members to the repository</w:t>
       </w:r>
       <w:r>
         <w:t>(or make public)</w:t>
@@ -1539,7 +1727,6 @@
   <w:style w:type="character" w:default="1" w:styleId="DefaultParagraphFont">
     <w:name w:val="Default Paragraph Font"/>
     <w:uiPriority w:val="1"/>
-    <w:semiHidden/>
     <w:unhideWhenUsed/>
   </w:style>
   <w:style w:type="table" w:default="1" w:styleId="TableNormal">

--- a/Project/Documentation/Project_Topic_Document_Chappelle_Aidan.docx
+++ b/Project/Documentation/Project_Topic_Document_Chappelle_Aidan.docx
@@ -307,7 +307,13 @@
           <w:p/>
           <w:p>
             <w:r>
-              <w:t>This application will allow the user to read and enter timings for motorsport races, including information such as sector times, lap times, driver names, track name and layout, car class, leaderboard positions, track conditions, weather,</w:t>
+              <w:t>This application will allow the user to read and enter timings for motorsport races, including information such as</w:t>
+            </w:r>
+            <w:r>
+              <w:t xml:space="preserve"> driver lap </w:t>
+            </w:r>
+            <w:r>
+              <w:t>times, driver names, track name and layout, car class, track conditions, weather,</w:t>
             </w:r>
             <w:r>
               <w:t xml:space="preserve"> number of laps,</w:t>
@@ -316,7 +322,10 @@
               <w:t xml:space="preserve"> flags thrown,</w:t>
             </w:r>
             <w:r>
-              <w:t xml:space="preserve"> and race duration. Up to 12 drivers can be measured. The application will calculate the delta differences between positions based on their respective times. The user can also look up drivers and see specific details about their performance.</w:t>
+              <w:t xml:space="preserve"> and race duration. The application will calculate the delta differences between positions based on their respective times</w:t>
+            </w:r>
+            <w:r>
+              <w:t>.</w:t>
             </w:r>
           </w:p>
           <w:p/>
@@ -338,14 +347,14 @@
         <w:tblLook w:val="04A0" w:firstRow="1" w:lastRow="0" w:firstColumn="1" w:lastColumn="0" w:noHBand="0" w:noVBand="1"/>
       </w:tblPr>
       <w:tblGrid>
-        <w:gridCol w:w="2350"/>
-        <w:gridCol w:w="2187"/>
-        <w:gridCol w:w="4813"/>
+        <w:gridCol w:w="2240"/>
+        <w:gridCol w:w="3387"/>
+        <w:gridCol w:w="3723"/>
       </w:tblGrid>
       <w:tr>
         <w:tc>
           <w:tcPr>
-            <w:tcW w:w="2350" w:type="dxa"/>
+            <w:tcW w:w="2240" w:type="dxa"/>
             <w:shd w:val="clear" w:color="auto" w:fill="BFBFBF" w:themeFill="background1" w:themeFillShade="BF"/>
           </w:tcPr>
           <w:p>
@@ -356,7 +365,7 @@
         </w:tc>
         <w:tc>
           <w:tcPr>
-            <w:tcW w:w="2187" w:type="dxa"/>
+            <w:tcW w:w="3387" w:type="dxa"/>
             <w:shd w:val="clear" w:color="auto" w:fill="BFBFBF" w:themeFill="background1" w:themeFillShade="BF"/>
           </w:tcPr>
           <w:p>
@@ -367,7 +376,7 @@
         </w:tc>
         <w:tc>
           <w:tcPr>
-            <w:tcW w:w="4813" w:type="dxa"/>
+            <w:tcW w:w="3723" w:type="dxa"/>
             <w:shd w:val="clear" w:color="auto" w:fill="BFBFBF" w:themeFill="background1" w:themeFillShade="BF"/>
           </w:tcPr>
           <w:p>
@@ -380,7 +389,7 @@
       <w:tr>
         <w:tc>
           <w:tcPr>
-            <w:tcW w:w="2350" w:type="dxa"/>
+            <w:tcW w:w="2240" w:type="dxa"/>
           </w:tcPr>
           <w:p>
             <w:pPr>
@@ -398,7 +407,7 @@
         </w:tc>
         <w:tc>
           <w:tcPr>
-            <w:tcW w:w="2187" w:type="dxa"/>
+            <w:tcW w:w="3387" w:type="dxa"/>
           </w:tcPr>
           <w:p>
             <w:pPr>
@@ -416,7 +425,7 @@
         </w:tc>
         <w:tc>
           <w:tcPr>
-            <w:tcW w:w="4813" w:type="dxa"/>
+            <w:tcW w:w="3723" w:type="dxa"/>
           </w:tcPr>
           <w:p>
             <w:pPr>
@@ -436,7 +445,7 @@
       <w:tr>
         <w:tc>
           <w:tcPr>
-            <w:tcW w:w="2350" w:type="dxa"/>
+            <w:tcW w:w="2240" w:type="dxa"/>
           </w:tcPr>
           <w:p>
             <w:proofErr w:type="spellStart"/>
@@ -448,7 +457,7 @@
         </w:tc>
         <w:tc>
           <w:tcPr>
-            <w:tcW w:w="2187" w:type="dxa"/>
+            <w:tcW w:w="3387" w:type="dxa"/>
           </w:tcPr>
           <w:p>
             <w:r>
@@ -458,7 +467,7 @@
         </w:tc>
         <w:tc>
           <w:tcPr>
-            <w:tcW w:w="4813" w:type="dxa"/>
+            <w:tcW w:w="3723" w:type="dxa"/>
           </w:tcPr>
           <w:p>
             <w:r>
@@ -479,7 +488,7 @@
       <w:tr>
         <w:tc>
           <w:tcPr>
-            <w:tcW w:w="2350" w:type="dxa"/>
+            <w:tcW w:w="2240" w:type="dxa"/>
           </w:tcPr>
           <w:p>
             <w:proofErr w:type="spellStart"/>
@@ -494,7 +503,7 @@
         </w:tc>
         <w:tc>
           <w:tcPr>
-            <w:tcW w:w="2187" w:type="dxa"/>
+            <w:tcW w:w="3387" w:type="dxa"/>
           </w:tcPr>
           <w:p>
             <w:r>
@@ -504,7 +513,7 @@
         </w:tc>
         <w:tc>
           <w:tcPr>
-            <w:tcW w:w="4813" w:type="dxa"/>
+            <w:tcW w:w="3723" w:type="dxa"/>
           </w:tcPr>
           <w:p>
             <w:r>
@@ -516,22 +525,19 @@
       <w:tr>
         <w:tc>
           <w:tcPr>
-            <w:tcW w:w="2350" w:type="dxa"/>
+            <w:tcW w:w="2240" w:type="dxa"/>
           </w:tcPr>
           <w:p>
             <w:proofErr w:type="spellStart"/>
             <w:r>
               <w:t>driverName</w:t>
             </w:r>
-            <w:r>
-              <w:t>s</w:t>
-            </w:r>
             <w:proofErr w:type="spellEnd"/>
           </w:p>
         </w:tc>
         <w:tc>
           <w:tcPr>
-            <w:tcW w:w="2187" w:type="dxa"/>
+            <w:tcW w:w="3387" w:type="dxa"/>
           </w:tcPr>
           <w:p>
             <w:r>
@@ -541,17 +547,11 @@
         </w:tc>
         <w:tc>
           <w:tcPr>
-            <w:tcW w:w="4813" w:type="dxa"/>
-          </w:tcPr>
-          <w:p>
-            <w:r>
-              <w:t>Names</w:t>
-            </w:r>
-            <w:r>
-              <w:t xml:space="preserve"> of drivers </w:t>
-            </w:r>
-            <w:r>
-              <w:t>in race</w:t>
+            <w:tcW w:w="3723" w:type="dxa"/>
+          </w:tcPr>
+          <w:p>
+            <w:r>
+              <w:t>Temporary field to get input for driver name</w:t>
             </w:r>
           </w:p>
         </w:tc>
@@ -559,56 +559,110 @@
       <w:tr>
         <w:tc>
           <w:tcPr>
-            <w:tcW w:w="2350" w:type="dxa"/>
+            <w:tcW w:w="2240" w:type="dxa"/>
           </w:tcPr>
           <w:p>
             <w:proofErr w:type="spellStart"/>
             <w:r>
-              <w:t>weatherConditions</w:t>
+              <w:t>driverName</w:t>
+            </w:r>
+            <w:r>
+              <w:t>sTimes</w:t>
             </w:r>
             <w:proofErr w:type="spellEnd"/>
           </w:p>
         </w:tc>
         <w:tc>
           <w:tcPr>
-            <w:tcW w:w="2187" w:type="dxa"/>
-          </w:tcPr>
-          <w:p>
-            <w:r>
-              <w:t>String</w:t>
-            </w:r>
-          </w:p>
-        </w:tc>
-        <w:tc>
-          <w:tcPr>
-            <w:tcW w:w="4813" w:type="dxa"/>
-          </w:tcPr>
-          <w:p>
-            <w:r>
-              <w:t>W</w:t>
-            </w:r>
-            <w:r>
-              <w:t>eather conditions of the race day</w:t>
-            </w:r>
+            <w:tcW w:w="3387" w:type="dxa"/>
+          </w:tcPr>
+          <w:p>
+            <w:pPr>
+              <w:rPr>
+                <w:lang w:val="en-CA"/>
+              </w:rPr>
+            </w:pPr>
+            <w:r>
+              <w:rPr>
+                <w:lang w:val="en-CA"/>
+              </w:rPr>
+              <w:t xml:space="preserve">HashMap&lt;String, </w:t>
+            </w:r>
+            <w:proofErr w:type="spellStart"/>
+            <w:r>
+              <w:rPr>
+                <w:lang w:val="en-CA"/>
+              </w:rPr>
+              <w:t>ArrayList</w:t>
+            </w:r>
+            <w:proofErr w:type="spellEnd"/>
+            <w:r>
+              <w:rPr>
+                <w:lang w:val="en-CA"/>
+              </w:rPr>
+              <w:t>&lt;String&gt;&gt;</w:t>
+            </w:r>
+          </w:p>
+        </w:tc>
+        <w:tc>
+          <w:tcPr>
+            <w:tcW w:w="3723" w:type="dxa"/>
+          </w:tcPr>
+          <w:p>
+            <w:r>
+              <w:t>Hash</w:t>
+            </w:r>
+            <w:r>
+              <w:t>M</w:t>
+            </w:r>
+            <w:r>
+              <w:t>ap of n</w:t>
+            </w:r>
+            <w:r>
+              <w:t>ames</w:t>
+            </w:r>
+            <w:r>
+              <w:t xml:space="preserve"> of drivers </w:t>
+            </w:r>
+            <w:r>
+              <w:t>in race</w:t>
+            </w:r>
+            <w:r>
+              <w:t>,</w:t>
+            </w:r>
+            <w:r>
+              <w:t xml:space="preserve"> as keys</w:t>
+            </w:r>
+            <w:r>
+              <w:t xml:space="preserve"> paired to their times</w:t>
+            </w:r>
+            <w:r>
+              <w:t xml:space="preserve"> stored in </w:t>
+            </w:r>
+            <w:proofErr w:type="spellStart"/>
+            <w:r>
+              <w:t>driverLapTimes</w:t>
+            </w:r>
+            <w:proofErr w:type="spellEnd"/>
           </w:p>
         </w:tc>
       </w:tr>
       <w:tr>
         <w:tc>
           <w:tcPr>
-            <w:tcW w:w="2350" w:type="dxa"/>
+            <w:tcW w:w="2240" w:type="dxa"/>
           </w:tcPr>
           <w:p>
             <w:proofErr w:type="spellStart"/>
             <w:r>
-              <w:t>trackName</w:t>
+              <w:t>weatherConditions</w:t>
             </w:r>
             <w:proofErr w:type="spellEnd"/>
           </w:p>
         </w:tc>
         <w:tc>
           <w:tcPr>
-            <w:tcW w:w="2187" w:type="dxa"/>
+            <w:tcW w:w="3387" w:type="dxa"/>
           </w:tcPr>
           <w:p>
             <w:r>
@@ -618,11 +672,14 @@
         </w:tc>
         <w:tc>
           <w:tcPr>
-            <w:tcW w:w="4813" w:type="dxa"/>
-          </w:tcPr>
-          <w:p>
-            <w:r>
-              <w:t>Name of track being raced</w:t>
+            <w:tcW w:w="3723" w:type="dxa"/>
+          </w:tcPr>
+          <w:p>
+            <w:r>
+              <w:t>W</w:t>
+            </w:r>
+            <w:r>
+              <w:t>eather conditions of the race day</w:t>
             </w:r>
           </w:p>
         </w:tc>
@@ -630,36 +687,33 @@
       <w:tr>
         <w:tc>
           <w:tcPr>
-            <w:tcW w:w="2350" w:type="dxa"/>
+            <w:tcW w:w="2240" w:type="dxa"/>
           </w:tcPr>
           <w:p>
             <w:proofErr w:type="spellStart"/>
             <w:r>
-              <w:t>numberOfLaps</w:t>
+              <w:t>trackName</w:t>
             </w:r>
             <w:proofErr w:type="spellEnd"/>
           </w:p>
         </w:tc>
         <w:tc>
           <w:tcPr>
-            <w:tcW w:w="2187" w:type="dxa"/>
-          </w:tcPr>
-          <w:p>
-            <w:r>
-              <w:t>i</w:t>
-            </w:r>
-            <w:r>
-              <w:t>nt</w:t>
-            </w:r>
-          </w:p>
-        </w:tc>
-        <w:tc>
-          <w:tcPr>
-            <w:tcW w:w="4813" w:type="dxa"/>
-          </w:tcPr>
-          <w:p>
-            <w:r>
-              <w:t>How many laps the race will run</w:t>
+            <w:tcW w:w="3387" w:type="dxa"/>
+          </w:tcPr>
+          <w:p>
+            <w:r>
+              <w:t>String</w:t>
+            </w:r>
+          </w:p>
+        </w:tc>
+        <w:tc>
+          <w:tcPr>
+            <w:tcW w:w="3723" w:type="dxa"/>
+          </w:tcPr>
+          <w:p>
+            <w:r>
+              <w:t>Name of track being raced</w:t>
             </w:r>
           </w:p>
         </w:tc>
@@ -667,33 +721,36 @@
       <w:tr>
         <w:tc>
           <w:tcPr>
-            <w:tcW w:w="2350" w:type="dxa"/>
+            <w:tcW w:w="2240" w:type="dxa"/>
           </w:tcPr>
           <w:p>
             <w:proofErr w:type="spellStart"/>
             <w:r>
-              <w:t>raceDurationHours</w:t>
+              <w:t>numberOfLaps</w:t>
             </w:r>
             <w:proofErr w:type="spellEnd"/>
           </w:p>
         </w:tc>
         <w:tc>
           <w:tcPr>
-            <w:tcW w:w="2187" w:type="dxa"/>
-          </w:tcPr>
-          <w:p>
-            <w:r>
-              <w:t>double</w:t>
-            </w:r>
-          </w:p>
-        </w:tc>
-        <w:tc>
-          <w:tcPr>
-            <w:tcW w:w="4813" w:type="dxa"/>
-          </w:tcPr>
-          <w:p>
-            <w:r>
-              <w:t>How long the race lasted in hours</w:t>
+            <w:tcW w:w="3387" w:type="dxa"/>
+          </w:tcPr>
+          <w:p>
+            <w:r>
+              <w:t>i</w:t>
+            </w:r>
+            <w:r>
+              <w:t>nt</w:t>
+            </w:r>
+          </w:p>
+        </w:tc>
+        <w:tc>
+          <w:tcPr>
+            <w:tcW w:w="3723" w:type="dxa"/>
+          </w:tcPr>
+          <w:p>
+            <w:r>
+              <w:t>How many laps the race will run</w:t>
             </w:r>
           </w:p>
         </w:tc>
@@ -701,19 +758,19 @@
       <w:tr>
         <w:tc>
           <w:tcPr>
-            <w:tcW w:w="2350" w:type="dxa"/>
+            <w:tcW w:w="2240" w:type="dxa"/>
           </w:tcPr>
           <w:p>
             <w:proofErr w:type="spellStart"/>
             <w:r>
-              <w:t>driverTimes</w:t>
+              <w:t>raceDurationHours</w:t>
             </w:r>
             <w:proofErr w:type="spellEnd"/>
           </w:p>
         </w:tc>
         <w:tc>
           <w:tcPr>
-            <w:tcW w:w="2187" w:type="dxa"/>
+            <w:tcW w:w="3387" w:type="dxa"/>
           </w:tcPr>
           <w:p>
             <w:r>
@@ -723,14 +780,11 @@
         </w:tc>
         <w:tc>
           <w:tcPr>
-            <w:tcW w:w="4813" w:type="dxa"/>
-          </w:tcPr>
-          <w:p>
-            <w:r>
-              <w:t>List</w:t>
-            </w:r>
-            <w:r>
-              <w:t xml:space="preserve"> of driver times</w:t>
+            <w:tcW w:w="3723" w:type="dxa"/>
+          </w:tcPr>
+          <w:p>
+            <w:r>
+              <w:t>How long the race lasted in hours</w:t>
             </w:r>
           </w:p>
         </w:tc>
@@ -738,39 +792,122 @@
       <w:tr>
         <w:tc>
           <w:tcPr>
-            <w:tcW w:w="2350" w:type="dxa"/>
+            <w:tcW w:w="2240" w:type="dxa"/>
           </w:tcPr>
           <w:p>
             <w:proofErr w:type="spellStart"/>
             <w:r>
-              <w:t>carClass</w:t>
+              <w:t>driver</w:t>
+            </w:r>
+            <w:r>
+              <w:t>Lap</w:t>
+            </w:r>
+            <w:r>
+              <w:t>Time</w:t>
+            </w:r>
+            <w:r>
+              <w:t>s</w:t>
             </w:r>
             <w:proofErr w:type="spellEnd"/>
           </w:p>
         </w:tc>
         <w:tc>
           <w:tcPr>
-            <w:tcW w:w="2187" w:type="dxa"/>
-          </w:tcPr>
-          <w:p>
-            <w:r>
+            <w:tcW w:w="3387" w:type="dxa"/>
+          </w:tcPr>
+          <w:p>
+            <w:pPr>
+              <w:rPr>
+                <w:lang w:val="en-CA"/>
+              </w:rPr>
+            </w:pPr>
+            <w:proofErr w:type="spellStart"/>
+            <w:r>
+              <w:rPr>
+                <w:lang w:val="en-CA"/>
+              </w:rPr>
+              <w:t>ArrayList</w:t>
+            </w:r>
+            <w:proofErr w:type="spellEnd"/>
+            <w:r>
+              <w:rPr>
+                <w:lang w:val="en-CA"/>
+              </w:rPr>
+              <w:t>&lt;</w:t>
+            </w:r>
+            <w:r>
+              <w:rPr>
+                <w:lang w:val="en-CA"/>
+              </w:rPr>
               <w:t>String</w:t>
             </w:r>
-          </w:p>
-        </w:tc>
-        <w:tc>
-          <w:tcPr>
-            <w:tcW w:w="4813" w:type="dxa"/>
-          </w:tcPr>
-          <w:p>
-            <w:r>
-              <w:t>Class of cars being raced (LMH, GT,</w:t>
-            </w:r>
-            <w:r>
-              <w:t xml:space="preserve"> F1,</w:t>
-            </w:r>
-            <w:r>
-              <w:t xml:space="preserve"> etc.)</w:t>
+            <w:r>
+              <w:rPr>
+                <w:lang w:val="en-CA"/>
+              </w:rPr>
+              <w:t>&gt;(</w:t>
+            </w:r>
+            <w:proofErr w:type="spellStart"/>
+            <w:r>
+              <w:rPr>
+                <w:lang w:val="en-CA"/>
+              </w:rPr>
+              <w:t>numberOfLaps</w:t>
+            </w:r>
+            <w:proofErr w:type="spellEnd"/>
+            <w:r>
+              <w:rPr>
+                <w:lang w:val="en-CA"/>
+              </w:rPr>
+              <w:t>)</w:t>
+            </w:r>
+          </w:p>
+        </w:tc>
+        <w:tc>
+          <w:tcPr>
+            <w:tcW w:w="3723" w:type="dxa"/>
+          </w:tcPr>
+          <w:p>
+            <w:proofErr w:type="spellStart"/>
+            <w:r>
+              <w:t>ArrayL</w:t>
+            </w:r>
+            <w:r>
+              <w:t>ist</w:t>
+            </w:r>
+            <w:proofErr w:type="spellEnd"/>
+            <w:r>
+              <w:t xml:space="preserve"> of</w:t>
+            </w:r>
+            <w:r>
+              <w:t xml:space="preserve"> </w:t>
+            </w:r>
+            <w:r>
+              <w:t>lap</w:t>
+            </w:r>
+            <w:r>
+              <w:t xml:space="preserve"> times</w:t>
+            </w:r>
+            <w:r>
+              <w:t xml:space="preserve"> per driver</w:t>
+            </w:r>
+            <w:r>
+              <w:t>, for at least the number of</w:t>
+            </w:r>
+            <w:r>
+              <w:t xml:space="preserve"> lap</w:t>
+            </w:r>
+            <w:r>
+              <w:t xml:space="preserve">s </w:t>
+            </w:r>
+            <w:r>
+              <w:t xml:space="preserve">in </w:t>
+            </w:r>
+            <w:r>
+              <w:t xml:space="preserve">the </w:t>
+            </w:r>
+            <w:r>
+              <w:t>race</w:t>
             </w:r>
           </w:p>
         </w:tc>
@@ -778,19 +915,19 @@
       <w:tr>
         <w:tc>
           <w:tcPr>
-            <w:tcW w:w="2350" w:type="dxa"/>
+            <w:tcW w:w="2240" w:type="dxa"/>
           </w:tcPr>
           <w:p>
             <w:proofErr w:type="spellStart"/>
             <w:r>
-              <w:t>trackLayout</w:t>
+              <w:t>carClass</w:t>
             </w:r>
             <w:proofErr w:type="spellEnd"/>
           </w:p>
         </w:tc>
         <w:tc>
           <w:tcPr>
-            <w:tcW w:w="2187" w:type="dxa"/>
+            <w:tcW w:w="3387" w:type="dxa"/>
           </w:tcPr>
           <w:p>
             <w:r>
@@ -800,28 +937,17 @@
         </w:tc>
         <w:tc>
           <w:tcPr>
-            <w:tcW w:w="4813" w:type="dxa"/>
-          </w:tcPr>
-          <w:p>
-            <w:r>
-              <w:t xml:space="preserve">Layout </w:t>
-            </w:r>
-            <w:r>
-              <w:t>of track (</w:t>
-            </w:r>
-            <w:proofErr w:type="spellStart"/>
-            <w:r>
-              <w:t>indy</w:t>
-            </w:r>
-            <w:proofErr w:type="spellEnd"/>
-            <w:r>
-              <w:t xml:space="preserve">/GP, </w:t>
-            </w:r>
-            <w:r>
-              <w:t>counter</w:t>
-            </w:r>
-            <w:r>
-              <w:t>clockwise, etc.)</w:t>
+            <w:tcW w:w="3723" w:type="dxa"/>
+          </w:tcPr>
+          <w:p>
+            <w:r>
+              <w:t>Class of cars being raced (LMH, GT,</w:t>
+            </w:r>
+            <w:r>
+              <w:t xml:space="preserve"> F1,</w:t>
+            </w:r>
+            <w:r>
+              <w:t xml:space="preserve"> etc.)</w:t>
             </w:r>
           </w:p>
         </w:tc>
@@ -829,19 +955,19 @@
       <w:tr>
         <w:tc>
           <w:tcPr>
-            <w:tcW w:w="2350" w:type="dxa"/>
+            <w:tcW w:w="2240" w:type="dxa"/>
           </w:tcPr>
           <w:p>
             <w:proofErr w:type="spellStart"/>
             <w:r>
-              <w:t>trackConditions</w:t>
+              <w:t>trackLayout</w:t>
             </w:r>
             <w:proofErr w:type="spellEnd"/>
           </w:p>
         </w:tc>
         <w:tc>
           <w:tcPr>
-            <w:tcW w:w="2187" w:type="dxa"/>
+            <w:tcW w:w="3387" w:type="dxa"/>
           </w:tcPr>
           <w:p>
             <w:r>
@@ -851,17 +977,22 @@
         </w:tc>
         <w:tc>
           <w:tcPr>
-            <w:tcW w:w="4813" w:type="dxa"/>
-          </w:tcPr>
-          <w:p>
-            <w:r>
-              <w:t>Conditions of track (wet</w:t>
-            </w:r>
-            <w:r>
-              <w:t>/dry, temperature</w:t>
-            </w:r>
-            <w:r>
-              <w:t>)</w:t>
+            <w:tcW w:w="3723" w:type="dxa"/>
+          </w:tcPr>
+          <w:p>
+            <w:r>
+              <w:t xml:space="preserve">Layout </w:t>
+            </w:r>
+            <w:r>
+              <w:t>of track (</w:t>
+            </w:r>
+            <w:proofErr w:type="spellStart"/>
+            <w:r>
+              <w:t>indy</w:t>
+            </w:r>
+            <w:proofErr w:type="spellEnd"/>
+            <w:r>
+              <w:t>/GP, etc.)</w:t>
             </w:r>
           </w:p>
         </w:tc>
@@ -869,33 +1000,39 @@
       <w:tr>
         <w:tc>
           <w:tcPr>
-            <w:tcW w:w="2350" w:type="dxa"/>
+            <w:tcW w:w="2240" w:type="dxa"/>
           </w:tcPr>
           <w:p>
             <w:proofErr w:type="spellStart"/>
             <w:r>
-              <w:t>sectorTimes</w:t>
+              <w:t>trackConditions</w:t>
             </w:r>
             <w:proofErr w:type="spellEnd"/>
           </w:p>
         </w:tc>
         <w:tc>
           <w:tcPr>
-            <w:tcW w:w="2187" w:type="dxa"/>
-          </w:tcPr>
-          <w:p>
-            <w:r>
-              <w:t>double</w:t>
-            </w:r>
-          </w:p>
-        </w:tc>
-        <w:tc>
-          <w:tcPr>
-            <w:tcW w:w="4813" w:type="dxa"/>
-          </w:tcPr>
-          <w:p>
-            <w:r>
-              <w:t>Times of drivers per sector on track</w:t>
+            <w:tcW w:w="3387" w:type="dxa"/>
+          </w:tcPr>
+          <w:p>
+            <w:r>
+              <w:t>String</w:t>
+            </w:r>
+          </w:p>
+        </w:tc>
+        <w:tc>
+          <w:tcPr>
+            <w:tcW w:w="3723" w:type="dxa"/>
+          </w:tcPr>
+          <w:p>
+            <w:r>
+              <w:t>Conditions of track (wet</w:t>
+            </w:r>
+            <w:r>
+              <w:t>/dry, temperature</w:t>
+            </w:r>
+            <w:r>
+              <w:t>)</w:t>
             </w:r>
           </w:p>
         </w:tc>
@@ -903,7 +1040,7 @@
       <w:tr>
         <w:tc>
           <w:tcPr>
-            <w:tcW w:w="2350" w:type="dxa"/>
+            <w:tcW w:w="2240" w:type="dxa"/>
           </w:tcPr>
           <w:p>
             <w:proofErr w:type="spellStart"/>
@@ -915,7 +1052,7 @@
         </w:tc>
         <w:tc>
           <w:tcPr>
-            <w:tcW w:w="2187" w:type="dxa"/>
+            <w:tcW w:w="3387" w:type="dxa"/>
           </w:tcPr>
           <w:p>
             <w:r>
@@ -925,7 +1062,7 @@
         </w:tc>
         <w:tc>
           <w:tcPr>
-            <w:tcW w:w="4813" w:type="dxa"/>
+            <w:tcW w:w="3723" w:type="dxa"/>
           </w:tcPr>
           <w:p>
             <w:r>
@@ -937,7 +1074,7 @@
       <w:tr>
         <w:tc>
           <w:tcPr>
-            <w:tcW w:w="2350" w:type="dxa"/>
+            <w:tcW w:w="2240" w:type="dxa"/>
           </w:tcPr>
           <w:p>
             <w:proofErr w:type="spellStart"/>
@@ -949,7 +1086,7 @@
         </w:tc>
         <w:tc>
           <w:tcPr>
-            <w:tcW w:w="2187" w:type="dxa"/>
+            <w:tcW w:w="3387" w:type="dxa"/>
           </w:tcPr>
           <w:p>
             <w:r>
@@ -959,7 +1096,7 @@
         </w:tc>
         <w:tc>
           <w:tcPr>
-            <w:tcW w:w="4813" w:type="dxa"/>
+            <w:tcW w:w="3723" w:type="dxa"/>
           </w:tcPr>
           <w:p>
             <w:r>
@@ -971,7 +1108,7 @@
       <w:tr>
         <w:tc>
           <w:tcPr>
-            <w:tcW w:w="2350" w:type="dxa"/>
+            <w:tcW w:w="2240" w:type="dxa"/>
           </w:tcPr>
           <w:p>
             <w:proofErr w:type="spellStart"/>
@@ -983,7 +1120,7 @@
         </w:tc>
         <w:tc>
           <w:tcPr>
-            <w:tcW w:w="2187" w:type="dxa"/>
+            <w:tcW w:w="3387" w:type="dxa"/>
           </w:tcPr>
           <w:p>
             <w:r>
@@ -996,7 +1133,7 @@
         </w:tc>
         <w:tc>
           <w:tcPr>
-            <w:tcW w:w="4813" w:type="dxa"/>
+            <w:tcW w:w="3723" w:type="dxa"/>
           </w:tcPr>
           <w:p>
             <w:r>
@@ -1014,7 +1151,7 @@
       <w:tr>
         <w:tc>
           <w:tcPr>
-            <w:tcW w:w="2350" w:type="dxa"/>
+            <w:tcW w:w="2240" w:type="dxa"/>
           </w:tcPr>
           <w:p>
             <w:proofErr w:type="spellStart"/>
@@ -1026,7 +1163,7 @@
         </w:tc>
         <w:tc>
           <w:tcPr>
-            <w:tcW w:w="2187" w:type="dxa"/>
+            <w:tcW w:w="3387" w:type="dxa"/>
           </w:tcPr>
           <w:p>
             <w:r>
@@ -1036,7 +1173,7 @@
         </w:tc>
         <w:tc>
           <w:tcPr>
-            <w:tcW w:w="4813" w:type="dxa"/>
+            <w:tcW w:w="3723" w:type="dxa"/>
           </w:tcPr>
           <w:p>
             <w:r>
@@ -1046,6 +1183,11 @@
         </w:tc>
       </w:tr>
     </w:tbl>
+    <w:p>
+      <w:pPr>
+        <w:pStyle w:val="Heading1"/>
+      </w:pPr>
+    </w:p>
     <w:p>
       <w:pPr>
         <w:pStyle w:val="Heading1"/>
@@ -1071,16 +1213,49 @@
           <w:p/>
           <w:p>
             <w:r>
-              <w:t xml:space="preserve">The app will calculate the “delta”, or difference, between drivers’ lap times. The times will be used to determine drivers’ position on the leaderboard. </w:t>
-            </w:r>
-            <w:r>
-              <w:t>The top 3 positions (or “podium”) will be presented to display the winners of the race</w:t>
+              <w:lastRenderedPageBreak/>
+              <w:t>The app will calculate the “delta”, or difference, between drivers’</w:t>
+            </w:r>
+            <w:r>
+              <w:t xml:space="preserve"> accumulated</w:t>
+            </w:r>
+            <w:r>
+              <w:t xml:space="preserve"> lap times</w:t>
+            </w:r>
+            <w:r>
+              <w:t xml:space="preserve"> over each lap of the race</w:t>
+            </w:r>
+            <w:r>
+              <w:t>. The</w:t>
+            </w:r>
+            <w:r>
+              <w:t xml:space="preserve"> sums of each driver’s lap</w:t>
+            </w:r>
+            <w:r>
+              <w:t xml:space="preserve"> times will be used to determine </w:t>
+            </w:r>
+            <w:r>
+              <w:t>their</w:t>
+            </w:r>
+            <w:r>
+              <w:t xml:space="preserve"> final</w:t>
+            </w:r>
+            <w:r>
+              <w:t xml:space="preserve"> </w:t>
+            </w:r>
+            <w:r>
+              <w:t>position on the leaderboard</w:t>
+            </w:r>
+            <w:r>
+              <w:t xml:space="preserve"> and then</w:t>
+            </w:r>
+            <w:r>
+              <w:t xml:space="preserve"> display the winners of the race</w:t>
             </w:r>
             <w:r>
               <w:t>.</w:t>
             </w:r>
           </w:p>
-          <w:p/>
         </w:tc>
       </w:tr>
     </w:tbl>
@@ -1095,11 +1270,7 @@
     </w:p>
     <w:p>
       <w:r>
-        <w:t xml:space="preserve">Once the document is completed, move the details a repository that you create.  The developer creates the repository for the topic that they will be coding.  Add the other two project group </w:t>
-      </w:r>
-      <w:r>
-        <w:lastRenderedPageBreak/>
-        <w:t>members to the repository</w:t>
+        <w:t>Once the document is completed, move the details a repository that you create.  The developer creates the repository for the topic that they will be coding.  Add the other two project group members to the repository</w:t>
       </w:r>
       <w:r>
         <w:t>(or make public)</w:t>

--- a/Project/Documentation/Project_Topic_Document_Chappelle_Aidan.docx
+++ b/Project/Documentation/Project_Topic_Document_Chappelle_Aidan.docx
@@ -518,40 +518,6 @@
           <w:p>
             <w:r>
               <w:t>Date entered in the application</w:t>
-            </w:r>
-          </w:p>
-        </w:tc>
-      </w:tr>
-      <w:tr>
-        <w:tc>
-          <w:tcPr>
-            <w:tcW w:w="2240" w:type="dxa"/>
-          </w:tcPr>
-          <w:p>
-            <w:proofErr w:type="spellStart"/>
-            <w:r>
-              <w:t>driverName</w:t>
-            </w:r>
-            <w:proofErr w:type="spellEnd"/>
-          </w:p>
-        </w:tc>
-        <w:tc>
-          <w:tcPr>
-            <w:tcW w:w="3387" w:type="dxa"/>
-          </w:tcPr>
-          <w:p>
-            <w:r>
-              <w:t>String</w:t>
-            </w:r>
-          </w:p>
-        </w:tc>
-        <w:tc>
-          <w:tcPr>
-            <w:tcW w:w="3723" w:type="dxa"/>
-          </w:tcPr>
-          <w:p>
-            <w:r>
-              <w:t>Temporary field to get input for driver name</w:t>
             </w:r>
           </w:p>
         </w:tc>
@@ -1898,6 +1864,7 @@
   <w:style w:type="character" w:default="1" w:styleId="DefaultParagraphFont">
     <w:name w:val="Default Paragraph Font"/>
     <w:uiPriority w:val="1"/>
+    <w:semiHidden/>
     <w:unhideWhenUsed/>
   </w:style>
   <w:style w:type="table" w:default="1" w:styleId="TableNormal">
